--- a/downloads/teacher/05 Materials/Unit 05/Handouts/Handout 05.14 - Fast Fashion Facts and Consumer Comparison Task.docx
+++ b/downloads/teacher/05 Materials/Unit 05/Handouts/Handout 05.14 - Fast Fashion Facts and Consumer Comparison Task.docx
@@ -437,9 +437,9 @@
       <w:pPr>
         <w:pStyle w:val="Heading2"/>
       </w:pPr>
-      <w:bookmarkStart w:id="26" w:name="X28917679d2227ab60a149d015865c42268543e4"/>
-      <w:r>
-        <w:t xml:space="preserve">The seven cards (cut these apart, one set per station)</w:t>
+      <w:bookmarkStart w:id="26" w:name="Xb5124473af85288560793d70e697b100d5d7020"/>
+      <w:r>
+        <w:t xml:space="preserve">The eight cards (cut these apart, one set per station)</w:t>
       </w:r>
       <w:bookmarkEnd w:id="26"/>
     </w:p>
@@ -871,6 +871,109 @@
             <w:r>
               <w:t xml:space="preserve">2018 data (published 2020).</w:t>
             </w:r>
+          </w:p>
+        </w:tc>
+        <w:tc>
+          <w:p/>
+        </w:tc>
+      </w:tr>
+      <w:tr>
+        <w:tc>
+          <w:p>
+            <w:pPr>
+              <w:pStyle w:val="Compact"/>
+              <w:jc w:val="left"/>
+            </w:pPr>
+            <w:r>
+              <w:t xml:space="preserve">A commonly cited estimate says it takes roughly 1,800 to 2,000 gallons of water to produce one pair of cotton jeans, counting the water to grow the cotton and to make the fabric.</w:t>
+            </w:r>
+          </w:p>
+        </w:tc>
+        <w:tc>
+          <w:p>
+            <w:pPr>
+              <w:pStyle w:val="Compact"/>
+              <w:jc w:val="left"/>
+            </w:pPr>
+            <w:r>
+              <w:t xml:space="preserve">Widely repeated; versions of it appear in United Nations Environment Programme materials and in many news articles.</w:t>
+            </w:r>
+          </w:p>
+        </w:tc>
+        <w:tc>
+          <w:p>
+            <w:pPr>
+              <w:pStyle w:val="Compact"/>
+              <w:jc w:val="left"/>
+            </w:pPr>
+            <w:r>
+              <w:t xml:space="preserve">Varies by source</w:t>
+            </w:r>
+          </w:p>
+        </w:tc>
+        <w:tc>
+          <w:p/>
+        </w:tc>
+      </w:tr>
+      <w:tr>
+        <w:tc>
+          <w:p>
+            <w:pPr>
+              <w:pStyle w:val="Compact"/>
+              <w:jc w:val="left"/>
+            </w:pPr>
+            <w:r>
+              <w:t xml:space="preserve">One study reported that the average number of times a garment is worn before it stops being used fell by about 36 percent over fifteen years.</w:t>
+            </w:r>
+          </w:p>
+        </w:tc>
+        <w:tc>
+          <w:p>
+            <w:pPr>
+              <w:pStyle w:val="Compact"/>
+              <w:jc w:val="left"/>
+            </w:pPr>
+            <w:r>
+              <w:t xml:space="preserve">Ellen MacArthur Foundation, A New Textiles Economy</w:t>
+            </w:r>
+          </w:p>
+        </w:tc>
+        <w:tc>
+          <w:p>
+            <w:pPr>
+              <w:pStyle w:val="Compact"/>
+              <w:jc w:val="left"/>
+            </w:pPr>
+            <w:r>
+              <w:t xml:space="preserve">2017.</w:t>
+            </w:r>
+          </w:p>
+        </w:tc>
+        <w:tc>
+          <w:p/>
+        </w:tc>
+      </w:tr>
+      <w:tr>
+        <w:tc>
+          <w:p>
+            <w:pPr>
+              <w:pStyle w:val="Compact"/>
+              <w:jc w:val="left"/>
+            </w:pPr>
+            <w:r>
+              <w:t xml:space="preserve">Where a donated garment goes: sold locally, baled and exported, cut into wiping rags, shredded into fiber, or landfilled. The share going to each path is different for every charity, every sorting center, and every year.</w:t>
+            </w:r>
+          </w:p>
+        </w:tc>
+        <w:tc>
+          <w:p>
+            <w:pPr>
+              <w:pStyle w:val="Compact"/>
+              <w:jc w:val="left"/>
+            </w:pPr>
+            <w:r>
+              <w:t xml:space="preserve">No single reliable national percentage.</w:t>
+            </w:r>
             <w:r>
               <w:t xml:space="preserve"> </w:t>
             </w:r>
@@ -878,137 +981,7 @@
               <w:rPr>
                 <w:b/>
               </w:rPr>
-              <w:t xml:space="preserve">[check for a newer year]</w:t>
-            </w:r>
-          </w:p>
-        </w:tc>
-        <w:tc>
-          <w:p/>
-        </w:tc>
-      </w:tr>
-      <w:tr>
-        <w:tc>
-          <w:p>
-            <w:pPr>
-              <w:pStyle w:val="Compact"/>
-              <w:jc w:val="left"/>
-            </w:pPr>
-            <w:r>
-              <w:t xml:space="preserve">A commonly cited estimate says it takes roughly 1,800 to 2,000 gallons of water to produce one pair of cotton jeans, counting the water to grow the cotton and to make the fabric.</w:t>
-            </w:r>
-          </w:p>
-        </w:tc>
-        <w:tc>
-          <w:p>
-            <w:pPr>
-              <w:pStyle w:val="Compact"/>
-              <w:jc w:val="left"/>
-            </w:pPr>
-            <w:r>
-              <w:t xml:space="preserve">Widely repeated; versions of it appear in United Nations Environment Programme materials and in many news articles.</w:t>
-            </w:r>
-            <w:r>
-              <w:t xml:space="preserve"> </w:t>
-            </w:r>
-            <w:r>
-              <w:rPr>
-                <w:b/>
-              </w:rPr>
-              <w:t xml:space="preserve">[check the original source and the year; this number changes a lot depending on who counts what]</w:t>
-            </w:r>
-          </w:p>
-        </w:tc>
-        <w:tc>
-          <w:p>
-            <w:pPr>
-              <w:pStyle w:val="Compact"/>
-              <w:jc w:val="left"/>
-            </w:pPr>
-            <w:r>
-              <w:t xml:space="preserve">Varies by source</w:t>
-            </w:r>
-          </w:p>
-        </w:tc>
-        <w:tc>
-          <w:p/>
-        </w:tc>
-      </w:tr>
-      <w:tr>
-        <w:tc>
-          <w:p>
-            <w:pPr>
-              <w:pStyle w:val="Compact"/>
-              <w:jc w:val="left"/>
-            </w:pPr>
-            <w:r>
-              <w:t xml:space="preserve">One study reported that the average number of times a garment is worn before it stops being used fell by about 36 percent over fifteen years.</w:t>
-            </w:r>
-          </w:p>
-        </w:tc>
-        <w:tc>
-          <w:p>
-            <w:pPr>
-              <w:pStyle w:val="Compact"/>
-              <w:jc w:val="left"/>
-            </w:pPr>
-            <w:r>
-              <w:t xml:space="preserve">Ellen MacArthur Foundation, A New Textiles Economy</w:t>
-            </w:r>
-          </w:p>
-        </w:tc>
-        <w:tc>
-          <w:p>
-            <w:pPr>
-              <w:pStyle w:val="Compact"/>
-              <w:jc w:val="left"/>
-            </w:pPr>
-            <w:r>
-              <w:t xml:space="preserve">2017.</w:t>
-            </w:r>
-            <w:r>
-              <w:t xml:space="preserve"> </w:t>
-            </w:r>
-            <w:r>
-              <w:rPr>
-                <w:b/>
-              </w:rPr>
-              <w:t xml:space="preserve">[check]</w:t>
-            </w:r>
-          </w:p>
-        </w:tc>
-        <w:tc>
-          <w:p/>
-        </w:tc>
-      </w:tr>
-      <w:tr>
-        <w:tc>
-          <w:p>
-            <w:pPr>
-              <w:pStyle w:val="Compact"/>
-              <w:jc w:val="left"/>
-            </w:pPr>
-            <w:r>
-              <w:t xml:space="preserve">Where a donated garment goes: sold locally, baled and exported, cut into wiping rags, shredded into fiber, or landfilled. The share going to each path is different for every charity, every sorting center, and every year.</w:t>
-            </w:r>
-          </w:p>
-        </w:tc>
-        <w:tc>
-          <w:p>
-            <w:pPr>
-              <w:pStyle w:val="Compact"/>
-              <w:jc w:val="left"/>
-            </w:pPr>
-            <w:r>
-              <w:t xml:space="preserve">No single reliable national percentage.</w:t>
-            </w:r>
-            <w:r>
-              <w:t xml:space="preserve"> </w:t>
-            </w:r>
-            <w:r>
-              <w:rPr>
-                <w:b/>
-              </w:rPr>
-              <w:t xml:space="preserve">[if you see a percentage on a poster with no source, that is the point of this exercise]</w:t>
+              <w:t xml:space="preserve">If you see a percentage on a poster with no source, that is the point of this exercise.</w:t>
             </w:r>
           </w:p>
         </w:tc>
@@ -1491,15 +1464,6 @@
             <w:r>
               <w:t xml:space="preserve">Price</w:t>
             </w:r>
-            <w:r>
-              <w:t xml:space="preserve"> </w:t>
-            </w:r>
-            <w:r>
-              <w:rPr>
-                <w:rStyle w:val="TeacherNote"/>
-              </w:rPr>
-              <w:t xml:space="preserve">[update]</w:t>
-            </w:r>
           </w:p>
         </w:tc>
         <w:tc>
@@ -2072,15 +2036,6 @@
             <w:r>
               <w:t xml:space="preserve">$30 discount pair</w:t>
             </w:r>
-            <w:r>
-              <w:t xml:space="preserve"> </w:t>
-            </w:r>
-            <w:r>
-              <w:rPr>
-                <w:rStyle w:val="TeacherNote"/>
-              </w:rPr>
-              <w:t xml:space="preserve">[update]</w:t>
-            </w:r>
           </w:p>
         </w:tc>
         <w:tc>
@@ -2092,15 +2047,6 @@
             <w:r>
               <w:t xml:space="preserve">$75 brand pair</w:t>
             </w:r>
-            <w:r>
-              <w:t xml:space="preserve"> </w:t>
-            </w:r>
-            <w:r>
-              <w:rPr>
-                <w:rStyle w:val="TeacherNote"/>
-              </w:rPr>
-              <w:t xml:space="preserve">[update]</w:t>
-            </w:r>
           </w:p>
         </w:tc>
         <w:tc>
@@ -2111,15 +2057,6 @@
             </w:pPr>
             <w:r>
               <w:t xml:space="preserve">$18 secondhand pair</w:t>
-            </w:r>
-            <w:r>
-              <w:t xml:space="preserve"> </w:t>
-            </w:r>
-            <w:r>
-              <w:rPr>
-                <w:rStyle w:val="TeacherNote"/>
-              </w:rPr>
-              <w:t xml:space="preserve">[update]</w:t>
             </w:r>
           </w:p>
         </w:tc>
